--- a/Lab04/Lab Report.docx
+++ b/Lab04/Lab Report.docx
@@ -4674,39 +4674,7 @@
                 <w:sz w:val="22"/>
                 <w:szCs w:val="22"/>
               </w:rPr>
-              <w:t xml:space="preserve">- </w:t>
-            </w:r>
-            <w:r>
-              <w:rPr>
-                <w:rFonts w:asciiTheme="minorHAnsi" w:hAnsiTheme="minorHAnsi" w:cstheme="minorHAnsi"/>
-                <w:sz w:val="22"/>
-                <w:szCs w:val="22"/>
-              </w:rPr>
-              <w:t>There were two labels each named ‘1’ and</w:t>
-            </w:r>
-            <w:r>
-              <w:rPr>
-                <w:rFonts w:asciiTheme="minorHAnsi" w:hAnsiTheme="minorHAnsi" w:cstheme="minorHAnsi"/>
-                <w:sz w:val="22"/>
-                <w:szCs w:val="22"/>
-              </w:rPr>
-              <w:t>,</w:t>
-            </w:r>
-            <w:r>
-              <w:rPr>
-                <w:rFonts w:asciiTheme="minorHAnsi" w:hAnsiTheme="minorHAnsi" w:cstheme="minorHAnsi"/>
-                <w:sz w:val="22"/>
-                <w:szCs w:val="22"/>
-              </w:rPr>
-              <w:t xml:space="preserve"> 1b and 1f were used for branching which created ambiguity for the assembler </w:t>
-            </w:r>
-            <w:r>
-              <w:rPr>
-                <w:rFonts w:asciiTheme="minorHAnsi" w:hAnsiTheme="minorHAnsi" w:cstheme="minorHAnsi"/>
-                <w:sz w:val="22"/>
-                <w:szCs w:val="22"/>
-              </w:rPr>
-              <w:t>when the .globl main was defined. These labels were changed to for and end to create seamless branching. After all these changes, the code worked fine.</w:t>
+              <w:t>- There were two labels each named ‘1’ and, 1b and 1f were used for branching which created ambiguity for the assembler when the .globl main was defined. These labels were changed to for and end to create seamless branching. After all these changes, the code worked fine.</w:t>
             </w:r>
           </w:p>
         </w:tc>
@@ -4933,7 +4901,23 @@
                 <w:sz w:val="18"/>
                 <w:szCs w:val="18"/>
               </w:rPr>
-              <w:t xml:space="preserve">    jal ra, arraysum       # Result returns in a0 (100)</w:t>
+              <w:t xml:space="preserve">    jal ra, arraysum       # Result returns in a0 (1</w:t>
+            </w:r>
+            <w:r>
+              <w:rPr>
+                <w:rFonts w:ascii="Consolas" w:hAnsi="Consolas" w:cstheme="minorHAnsi"/>
+                <w:sz w:val="18"/>
+                <w:szCs w:val="18"/>
+              </w:rPr>
+              <w:t>5</w:t>
+            </w:r>
+            <w:r>
+              <w:rPr>
+                <w:rFonts w:ascii="Consolas" w:hAnsi="Consolas" w:cstheme="minorHAnsi"/>
+                <w:sz w:val="18"/>
+                <w:szCs w:val="18"/>
+              </w:rPr>
+              <w:t>0)</w:t>
             </w:r>
           </w:p>
           <w:p>
@@ -5474,6 +5458,7 @@
             <w:r>
               <w:rPr>
                 <w:rFonts w:asciiTheme="minorHAnsi" w:hAnsiTheme="minorHAnsi" w:cstheme="minorHAnsi"/>
+                <w:noProof/>
                 <w:sz w:val="22"/>
                 <w:szCs w:val="22"/>
               </w:rPr>
@@ -6215,6 +6200,7 @@
             <w:r>
               <w:rPr>
                 <w:rFonts w:asciiTheme="minorHAnsi" w:hAnsiTheme="minorHAnsi" w:cstheme="minorHAnsi"/>
+                <w:noProof/>
                 <w:sz w:val="22"/>
                 <w:szCs w:val="22"/>
               </w:rPr>
@@ -7215,7 +7201,7 @@
         <v:path o:extrusionok="f" gradientshapeok="t" o:connecttype="rect"/>
         <o:lock v:ext="edit" aspectratio="t"/>
       </v:shapetype>
-      <v:shape id="_x0000_i1025" type="#_x0000_t75" style="width:12.65pt;height:12.65pt" o:bullet="t">
+      <v:shape id="_x0000_i1025" type="#_x0000_t75" style="width:12.75pt;height:12.75pt" o:bullet="t">
         <v:imagedata r:id="rId1" o:title="mso8AAC"/>
       </v:shape>
     </w:pict>
@@ -12474,6 +12460,7 @@
   <w:style w:type="character" w:default="1" w:styleId="DefaultParagraphFont">
     <w:name w:val="Default Paragraph Font"/>
     <w:uiPriority w:val="1"/>
+    <w:semiHidden/>
     <w:unhideWhenUsed/>
   </w:style>
   <w:style w:type="table" w:default="1" w:styleId="TableNormal">
